--- a/fonctionnalite de gestion de Steve paris.docx
+++ b/fonctionnalite de gestion de Steve paris.docx
@@ -79,6 +79,8 @@
       <w:r>
         <w:t>|---------------|-----------------------|</w:t>
       </w:r>
+      <w:bookmarkStart w:id="0" w:name="_GoBack"/>
+      <w:bookmarkEnd w:id="0"/>
     </w:p>
     <w:p>
       <w:r>
@@ -271,8 +273,6 @@
       <w:r>
         <w:t>Ces fonctionnalités visent une optimisation globale des stocks, des ventes et des achats, avec un accent sur la traçabilité et la conformité réglementaire (ex. : produits inflammables, RGPD). Les aspects techniques (architecture cloud, sécurité) et de mise en œuvre (échéancier, budget) soutiennent ces fonctionnalités mais ne sont pas listés ici comme des "fonctionnalités" pures. Si tu veux un focus sur un module spécifique ou une analyse plus approfondie, dis-le-moi !</w:t>
       </w:r>
-      <w:bookmarkStart w:id="0" w:name="_GoBack"/>
-      <w:bookmarkEnd w:id="0"/>
     </w:p>
     <w:sectPr>
       <w:pgSz w:w="11906" w:h="16838"/>
